--- a/Calculus_II_Lesson29.docx
+++ b/Calculus_II_Lesson29.docx
@@ -73,12 +73,12 @@
           <wp:inline distB="114300" distT="114300" distL="114300" distR="114300">
             <wp:extent cx="6858000" cy="4076700"/>
             <wp:effectExtent b="0" l="0" r="0" t="0"/>
-            <wp:docPr id="1" name="image1.png"/>
+            <wp:docPr id="2" name="image2.png"/>
             <a:graphic>
               <a:graphicData uri="http://schemas.openxmlformats.org/drawingml/2006/picture">
                 <pic:pic>
                   <pic:nvPicPr>
-                    <pic:cNvPr id="0" name="image1.png"/>
+                    <pic:cNvPr id="0" name="image2.png"/>
                     <pic:cNvPicPr preferRelativeResize="0"/>
                   </pic:nvPicPr>
                   <pic:blipFill>
@@ -150,12 +150,12 @@
           <wp:inline distB="114300" distT="114300" distL="114300" distR="114300">
             <wp:extent cx="6781800" cy="4362450"/>
             <wp:effectExtent b="0" l="0" r="0" t="0"/>
-            <wp:docPr id="7" name="image2.png"/>
+            <wp:docPr id="5" name="image1.png"/>
             <a:graphic>
               <a:graphicData uri="http://schemas.openxmlformats.org/drawingml/2006/picture">
                 <pic:pic>
                   <pic:nvPicPr>
-                    <pic:cNvPr id="0" name="image2.png"/>
+                    <pic:cNvPr id="0" name="image1.png"/>
                     <pic:cNvPicPr preferRelativeResize="0"/>
                   </pic:nvPicPr>
                   <pic:blipFill>
@@ -323,12 +323,12 @@
           <wp:inline distB="114300" distT="114300" distL="114300" distR="114300">
             <wp:extent cx="6562725" cy="3724275"/>
             <wp:effectExtent b="0" l="0" r="0" t="0"/>
-            <wp:docPr id="9" name="image5.png"/>
+            <wp:docPr id="7" name="image6.png"/>
             <a:graphic>
               <a:graphicData uri="http://schemas.openxmlformats.org/drawingml/2006/picture">
                 <pic:pic>
                   <pic:nvPicPr>
-                    <pic:cNvPr id="0" name="image5.png"/>
+                    <pic:cNvPr id="0" name="image6.png"/>
                     <pic:cNvPicPr preferRelativeResize="0"/>
                   </pic:nvPicPr>
                   <pic:blipFill>
@@ -506,12 +506,12 @@
           <wp:inline distB="114300" distT="114300" distL="114300" distR="114300">
             <wp:extent cx="6610350" cy="3581400"/>
             <wp:effectExtent b="0" l="0" r="0" t="0"/>
-            <wp:docPr id="6" name="image3.png"/>
+            <wp:docPr id="4" name="image5.png"/>
             <a:graphic>
               <a:graphicData uri="http://schemas.openxmlformats.org/drawingml/2006/picture">
                 <pic:pic>
                   <pic:nvPicPr>
-                    <pic:cNvPr id="0" name="image3.png"/>
+                    <pic:cNvPr id="0" name="image5.png"/>
                     <pic:cNvPicPr preferRelativeResize="0"/>
                   </pic:nvPicPr>
                   <pic:blipFill>
@@ -705,12 +705,12 @@
           <wp:inline distB="114300" distT="114300" distL="114300" distR="114300">
             <wp:extent cx="6762750" cy="3390900"/>
             <wp:effectExtent b="0" l="0" r="0" t="0"/>
-            <wp:docPr id="5" name="image6.png"/>
+            <wp:docPr id="3" name="image7.png"/>
             <a:graphic>
               <a:graphicData uri="http://schemas.openxmlformats.org/drawingml/2006/picture">
                 <pic:pic>
                   <pic:nvPicPr>
-                    <pic:cNvPr id="0" name="image6.png"/>
+                    <pic:cNvPr id="0" name="image7.png"/>
                     <pic:cNvPicPr preferRelativeResize="0"/>
                   </pic:nvPicPr>
                   <pic:blipFill>
@@ -944,14 +944,14 @@
         </w:rPr>
         <w:drawing>
           <wp:inline distB="114300" distT="114300" distL="114300" distR="114300">
-            <wp:extent cx="6229350" cy="5057775"/>
+            <wp:extent cx="9144000" cy="4495800"/>
             <wp:effectExtent b="0" l="0" r="0" t="0"/>
-            <wp:docPr id="3" name="image4.png"/>
+            <wp:docPr id="1" name="image3.png"/>
             <a:graphic>
               <a:graphicData uri="http://schemas.openxmlformats.org/drawingml/2006/picture">
                 <pic:pic>
                   <pic:nvPicPr>
-                    <pic:cNvPr id="0" name="image4.png"/>
+                    <pic:cNvPr id="0" name="image3.png"/>
                     <pic:cNvPicPr preferRelativeResize="0"/>
                   </pic:nvPicPr>
                   <pic:blipFill>
@@ -964,7 +964,7 @@
                   <pic:spPr>
                     <a:xfrm>
                       <a:off x="0" y="0"/>
-                      <a:ext cx="6229350" cy="5057775"/>
+                      <a:ext cx="9144000" cy="4495800"/>
                     </a:xfrm>
                     <a:prstGeom prst="rect"/>
                     <a:ln/>
@@ -994,14 +994,102 @@
           <w:szCs w:val="27"/>
           <w:rtl w:val="0"/>
         </w:rPr>
-        <w:t xml:space="preserve">         Hint:  </w:t>
-      </w:r>
-      <w:r>
-        <w:rPr>
-          <w:rtl w:val="0"/>
-        </w:rPr>
-        <w:t xml:space="preserve">Use an online 2D Calculator.  </w:t>
-      </w:r>
+        <w:t xml:space="preserve">        </w:t>
+      </w:r>
+    </w:p>
+    <w:p>
+      <w:pPr>
+        <w:rPr>
+          <w:sz w:val="52"/>
+          <w:szCs w:val="52"/>
+        </w:rPr>
+      </w:pPr>
+      <w:r>
+        <w:rPr>
+          <w:rtl w:val="0"/>
+        </w:rPr>
+      </w:r>
+    </w:p>
+    <w:p>
+      <w:pPr>
+        <w:rPr>
+          <w:sz w:val="52"/>
+          <w:szCs w:val="52"/>
+        </w:rPr>
+      </w:pPr>
+      <w:r>
+        <w:rPr>
+          <w:sz w:val="52"/>
+          <w:szCs w:val="52"/>
+          <w:rtl w:val="0"/>
+        </w:rPr>
+        <w:t xml:space="preserve">Answers</w:t>
+      </w:r>
+    </w:p>
+    <w:p>
+      <w:pPr>
+        <w:rPr/>
+      </w:pPr>
+      <w:r>
+        <w:rPr>
+          <w:sz w:val="27"/>
+          <w:szCs w:val="27"/>
+          <w:rtl w:val="0"/>
+        </w:rPr>
+        <w:t xml:space="preserve">a)     </w:t>
+        <w:tab/>
+        <w:t xml:space="preserve">                  b)                                   c)                              d) </w:t>
+      </w:r>
+      <w:r>
+        <w:rPr>
+          <w:rtl w:val="0"/>
+        </w:rPr>
+      </w:r>
+    </w:p>
+    <w:p>
+      <w:pPr>
+        <w:rPr/>
+      </w:pPr>
+      <w:r>
+        <w:rPr>
+          <w:rtl w:val="0"/>
+        </w:rPr>
+      </w:r>
+    </w:p>
+    <w:p>
+      <w:pPr>
+        <w:rPr/>
+      </w:pPr>
+      <w:r>
+        <w:rPr>
+          <w:rtl w:val="0"/>
+        </w:rPr>
+      </w:r>
+    </w:p>
+    <w:p>
+      <w:pPr>
+        <w:rPr/>
+      </w:pPr>
+      <w:r>
+        <w:rPr>
+          <w:rtl w:val="0"/>
+        </w:rPr>
+      </w:r>
+    </w:p>
+    <w:p>
+      <w:pPr>
+        <w:rPr/>
+      </w:pPr>
+      <w:r>
+        <w:rPr>
+          <w:rtl w:val="0"/>
+        </w:rPr>
+      </w:r>
+    </w:p>
+    <w:p>
+      <w:pPr>
+        <w:rPr/>
+      </w:pPr>
       <w:r>
         <w:rPr>
           <w:rtl w:val="0"/>
@@ -1022,14 +1110,14 @@
         </w:rPr>
         <w:drawing>
           <wp:inline distB="114300" distT="114300" distL="114300" distR="114300">
-            <wp:extent cx="2100263" cy="2117620"/>
+            <wp:extent cx="9144000" cy="4787900"/>
             <wp:effectExtent b="0" l="0" r="0" t="0"/>
-            <wp:docPr id="2" name="image7.png"/>
+            <wp:docPr id="6" name="image4.png"/>
             <a:graphic>
               <a:graphicData uri="http://schemas.openxmlformats.org/drawingml/2006/picture">
                 <pic:pic>
                   <pic:nvPicPr>
-                    <pic:cNvPr id="0" name="image7.png"/>
+                    <pic:cNvPr id="0" name="image4.png"/>
                     <pic:cNvPicPr preferRelativeResize="0"/>
                   </pic:nvPicPr>
                   <pic:blipFill>
@@ -1042,7 +1130,7 @@
                   <pic:spPr>
                     <a:xfrm>
                       <a:off x="0" y="0"/>
-                      <a:ext cx="2100263" cy="2117620"/>
+                      <a:ext cx="9144000" cy="4787900"/>
                     </a:xfrm>
                     <a:prstGeom prst="rect"/>
                     <a:ln/>
@@ -1068,86 +1156,11 @@
       </w:pPr>
       <w:r>
         <w:rPr>
-          <w:rtl w:val="0"/>
-        </w:rPr>
-      </w:r>
-    </w:p>
-    <w:p>
-      <w:pPr>
-        <w:rPr>
-          <w:sz w:val="27"/>
-          <w:szCs w:val="27"/>
-        </w:rPr>
-      </w:pPr>
-      <w:r>
-        <w:rPr>
-          <w:rtl w:val="0"/>
-        </w:rPr>
-      </w:r>
-    </w:p>
-    <w:p>
-      <w:pPr>
-        <w:rPr>
-          <w:sz w:val="27"/>
-          <w:szCs w:val="27"/>
-        </w:rPr>
-      </w:pPr>
-      <w:r>
-        <w:rPr>
-          <w:rtl w:val="0"/>
-        </w:rPr>
-      </w:r>
-    </w:p>
-    <w:p>
-      <w:pPr>
-        <w:rPr>
-          <w:sz w:val="27"/>
-          <w:szCs w:val="27"/>
-        </w:rPr>
-      </w:pPr>
-      <w:r>
-        <w:rPr>
-          <w:rtl w:val="0"/>
-        </w:rPr>
-      </w:r>
-    </w:p>
-    <w:p>
-      <w:pPr>
-        <w:rPr>
-          <w:sz w:val="27"/>
-          <w:szCs w:val="27"/>
-        </w:rPr>
-      </w:pPr>
-      <w:r>
-        <w:rPr>
-          <w:rtl w:val="0"/>
-        </w:rPr>
-      </w:r>
-    </w:p>
-    <w:p>
-      <w:pPr>
-        <w:rPr>
-          <w:sz w:val="27"/>
-          <w:szCs w:val="27"/>
-        </w:rPr>
-      </w:pPr>
-      <w:r>
-        <w:rPr>
-          <w:rtl w:val="0"/>
-        </w:rPr>
-      </w:r>
-    </w:p>
-    <w:p>
-      <w:pPr>
-        <w:rPr>
-          <w:sz w:val="27"/>
-          <w:szCs w:val="27"/>
-        </w:rPr>
-      </w:pPr>
-      <w:r>
-        <w:rPr>
-          <w:rtl w:val="0"/>
-        </w:rPr>
+          <w:sz w:val="27"/>
+          <w:szCs w:val="27"/>
+          <w:rtl w:val="0"/>
+        </w:rPr>
+        <w:t xml:space="preserve">  </w:t>
       </w:r>
     </w:p>
     <w:p>
@@ -1163,722 +1176,25 @@
           <w:szCs w:val="52"/>
           <w:rtl w:val="0"/>
         </w:rPr>
-        <w:t xml:space="preserve">Answers (#5)</w:t>
-      </w:r>
-    </w:p>
-    <w:p>
-      <w:pPr>
-        <w:rPr/>
-      </w:pPr>
-      <w:r>
-        <w:rPr>
-          <w:sz w:val="27"/>
-          <w:szCs w:val="27"/>
-          <w:rtl w:val="0"/>
-        </w:rPr>
-        <w:t xml:space="preserve">a)  </w:t>
-      </w:r>
-      <w:r>
-        <w:rPr>
-          <w:rtl w:val="0"/>
-        </w:rPr>
-      </w:r>
-    </w:p>
-    <w:p>
-      <w:pPr>
-        <w:rPr/>
-      </w:pPr>
-      <w:r>
-        <w:rPr>
-          <w:rtl w:val="0"/>
-        </w:rPr>
-      </w:r>
-    </w:p>
-    <w:p>
-      <w:pPr>
-        <w:rPr/>
-      </w:pPr>
-      <w:r>
-        <w:rPr>
-          <w:rtl w:val="0"/>
-        </w:rPr>
-      </w:r>
-    </w:p>
-    <w:p>
-      <w:pPr>
-        <w:rPr>
-          <w:sz w:val="27"/>
-          <w:szCs w:val="27"/>
-        </w:rPr>
-      </w:pPr>
-      <w:r>
-        <w:rPr>
-          <w:sz w:val="27"/>
-          <w:szCs w:val="27"/>
-          <w:rtl w:val="0"/>
-        </w:rPr>
-        <w:t xml:space="preserve">b)</w:t>
-      </w:r>
-    </w:p>
-    <w:p>
-      <w:pPr>
-        <w:rPr>
-          <w:sz w:val="27"/>
-          <w:szCs w:val="27"/>
-        </w:rPr>
-      </w:pPr>
-      <w:r>
-        <w:rPr>
-          <w:rtl w:val="0"/>
-        </w:rPr>
-      </w:r>
-    </w:p>
-    <w:p>
-      <w:pPr>
-        <w:rPr>
-          <w:sz w:val="27"/>
-          <w:szCs w:val="27"/>
-        </w:rPr>
-      </w:pPr>
-      <w:r>
-        <w:rPr>
-          <w:rtl w:val="0"/>
-        </w:rPr>
-      </w:r>
-    </w:p>
-    <w:p>
-      <w:pPr>
-        <w:rPr>
-          <w:sz w:val="27"/>
-          <w:szCs w:val="27"/>
-        </w:rPr>
-      </w:pPr>
-      <w:r>
-        <w:rPr>
-          <w:sz w:val="27"/>
-          <w:szCs w:val="27"/>
-          <w:rtl w:val="0"/>
-        </w:rPr>
-        <w:t xml:space="preserve">c)  </w:t>
-      </w:r>
-    </w:p>
-    <w:p>
-      <w:pPr>
-        <w:rPr>
-          <w:sz w:val="27"/>
-          <w:szCs w:val="27"/>
-        </w:rPr>
-      </w:pPr>
-      <w:r>
-        <w:rPr>
-          <w:rtl w:val="0"/>
-        </w:rPr>
-      </w:r>
-    </w:p>
-    <w:p>
-      <w:pPr>
-        <w:rPr>
-          <w:sz w:val="27"/>
-          <w:szCs w:val="27"/>
-        </w:rPr>
-      </w:pPr>
-      <w:r>
-        <w:rPr>
-          <w:rtl w:val="0"/>
-        </w:rPr>
-      </w:r>
-    </w:p>
-    <w:p>
-      <w:pPr>
-        <w:rPr/>
-      </w:pPr>
-      <w:r>
-        <w:rPr>
-          <w:sz w:val="27"/>
-          <w:szCs w:val="27"/>
-          <w:rtl w:val="0"/>
-        </w:rPr>
-        <w:t xml:space="preserve">d) </w:t>
-      </w:r>
-      <w:r>
-        <w:rPr>
-          <w:rtl w:val="0"/>
-        </w:rPr>
-        <w:t xml:space="preserve">Use an online 2D Calculator.  Insert image here.</w:t>
-      </w:r>
-    </w:p>
-    <w:p>
-      <w:pPr>
-        <w:rPr/>
-      </w:pPr>
-      <w:r>
-        <w:rPr>
-          <w:rtl w:val="0"/>
-        </w:rPr>
-      </w:r>
-    </w:p>
-    <w:p>
-      <w:pPr>
-        <w:rPr/>
-      </w:pPr>
-      <w:r>
-        <w:rPr>
-          <w:rtl w:val="0"/>
-        </w:rPr>
-      </w:r>
-    </w:p>
-    <w:p>
-      <w:pPr>
-        <w:rPr/>
-      </w:pPr>
-      <w:r>
-        <w:rPr>
-          <w:rtl w:val="0"/>
-        </w:rPr>
-      </w:r>
-    </w:p>
-    <w:p>
-      <w:pPr>
-        <w:rPr/>
-      </w:pPr>
-      <w:r>
-        <w:rPr>
-          <w:rtl w:val="0"/>
-        </w:rPr>
-      </w:r>
-    </w:p>
-    <w:p>
-      <w:pPr>
-        <w:rPr/>
-      </w:pPr>
-      <w:r>
-        <w:rPr>
-          <w:rtl w:val="0"/>
-        </w:rPr>
-      </w:r>
-    </w:p>
-    <w:p>
-      <w:pPr>
-        <w:rPr/>
-      </w:pPr>
-      <w:r>
-        <w:rPr>
-          <w:rtl w:val="0"/>
-        </w:rPr>
-      </w:r>
-    </w:p>
-    <w:p>
-      <w:pPr>
-        <w:rPr/>
-      </w:pPr>
-      <w:r>
-        <w:rPr>
-          <w:rtl w:val="0"/>
-        </w:rPr>
-      </w:r>
-    </w:p>
-    <w:p>
-      <w:pPr>
-        <w:rPr/>
-      </w:pPr>
-      <w:r>
-        <w:rPr>
-          <w:rtl w:val="0"/>
-        </w:rPr>
-      </w:r>
-    </w:p>
-    <w:p>
-      <w:pPr>
-        <w:rPr/>
-      </w:pPr>
-      <w:r>
-        <w:rPr>
-          <w:rtl w:val="0"/>
-        </w:rPr>
-      </w:r>
-    </w:p>
-    <w:p>
-      <w:pPr>
-        <w:rPr/>
-      </w:pPr>
-      <w:r>
-        <w:rPr>
-          <w:rtl w:val="0"/>
-        </w:rPr>
-      </w:r>
-    </w:p>
-    <w:p>
-      <w:pPr>
-        <w:rPr/>
-      </w:pPr>
-      <w:r>
-        <w:rPr>
-          <w:rtl w:val="0"/>
-        </w:rPr>
-      </w:r>
-    </w:p>
-    <w:p>
-      <w:pPr>
-        <w:rPr/>
-      </w:pPr>
-      <w:r>
-        <w:rPr>
-          <w:rtl w:val="0"/>
-        </w:rPr>
-      </w:r>
-    </w:p>
-    <w:p>
-      <w:pPr>
-        <w:rPr/>
-      </w:pPr>
-      <w:r>
-        <w:rPr>
-          <w:rtl w:val="0"/>
-        </w:rPr>
-      </w:r>
-    </w:p>
-    <w:p>
-      <w:pPr>
-        <w:rPr/>
-      </w:pPr>
-      <w:r>
-        <w:rPr>
-          <w:rtl w:val="0"/>
-        </w:rPr>
-      </w:r>
-    </w:p>
-    <w:p>
-      <w:pPr>
-        <w:rPr/>
-      </w:pPr>
-      <w:r>
-        <w:rPr>
-          <w:rtl w:val="0"/>
-        </w:rPr>
-      </w:r>
-    </w:p>
-    <w:p>
-      <w:pPr>
-        <w:rPr/>
-      </w:pPr>
-      <w:r>
-        <w:rPr>
-          <w:rtl w:val="0"/>
-        </w:rPr>
-      </w:r>
-    </w:p>
-    <w:p>
-      <w:pPr>
-        <w:rPr/>
-      </w:pPr>
-      <w:r>
-        <w:rPr>
-          <w:rtl w:val="0"/>
-        </w:rPr>
-      </w:r>
-    </w:p>
-    <w:p>
-      <w:pPr>
-        <w:rPr/>
-      </w:pPr>
-      <w:r>
-        <w:rPr>
-          <w:rtl w:val="0"/>
-        </w:rPr>
-      </w:r>
-    </w:p>
-    <w:p>
-      <w:pPr>
-        <w:rPr/>
-      </w:pPr>
-      <w:r>
-        <w:rPr>
-          <w:rtl w:val="0"/>
-        </w:rPr>
-      </w:r>
-    </w:p>
-    <w:p>
-      <w:pPr>
-        <w:rPr/>
-      </w:pPr>
-      <w:r>
-        <w:rPr>
-          <w:rtl w:val="0"/>
-        </w:rPr>
-      </w:r>
-    </w:p>
-    <w:p>
-      <w:pPr>
-        <w:rPr/>
-      </w:pPr>
-      <w:r>
-        <w:rPr>
-          <w:rtl w:val="0"/>
-        </w:rPr>
-      </w:r>
-    </w:p>
-    <w:p>
-      <w:pPr>
-        <w:rPr>
-          <w:sz w:val="27"/>
-          <w:szCs w:val="27"/>
-        </w:rPr>
-      </w:pPr>
-      <w:r>
-        <w:rPr>
-          <w:sz w:val="27"/>
-          <w:szCs w:val="27"/>
-        </w:rPr>
-        <w:drawing>
-          <wp:inline distB="114300" distT="114300" distL="114300" distR="114300">
-            <wp:extent cx="5972175" cy="4876800"/>
-            <wp:effectExtent b="0" l="0" r="0" t="0"/>
-            <wp:docPr id="4" name="image8.png"/>
-            <a:graphic>
-              <a:graphicData uri="http://schemas.openxmlformats.org/drawingml/2006/picture">
-                <pic:pic>
-                  <pic:nvPicPr>
-                    <pic:cNvPr id="0" name="image8.png"/>
-                    <pic:cNvPicPr preferRelativeResize="0"/>
-                  </pic:nvPicPr>
-                  <pic:blipFill>
-                    <a:blip r:embed="rId13"/>
-                    <a:srcRect b="0" l="0" r="0" t="0"/>
-                    <a:stretch>
-                      <a:fillRect/>
-                    </a:stretch>
-                  </pic:blipFill>
-                  <pic:spPr>
-                    <a:xfrm>
-                      <a:off x="0" y="0"/>
-                      <a:ext cx="5972175" cy="4876800"/>
-                    </a:xfrm>
-                    <a:prstGeom prst="rect"/>
-                    <a:ln/>
-                  </pic:spPr>
-                </pic:pic>
-              </a:graphicData>
-            </a:graphic>
-          </wp:inline>
-        </w:drawing>
-      </w:r>
-      <w:r>
-        <w:rPr>
-          <w:rtl w:val="0"/>
-        </w:rPr>
-      </w:r>
-    </w:p>
-    <w:p>
-      <w:pPr>
-        <w:rPr>
-          <w:sz w:val="27"/>
-          <w:szCs w:val="27"/>
-        </w:rPr>
-      </w:pPr>
-      <w:r>
-        <w:rPr>
-          <w:sz w:val="27"/>
-          <w:szCs w:val="27"/>
-          <w:rtl w:val="0"/>
-        </w:rPr>
-        <w:t xml:space="preserve">            Hint:  </w:t>
-      </w:r>
-      <w:r>
-        <w:rPr>
-          <w:rtl w:val="0"/>
-        </w:rPr>
-        <w:t xml:space="preserve">Use an online 2D Calculator.  </w:t>
-      </w:r>
-      <w:r>
-        <w:rPr>
-          <w:rtl w:val="0"/>
-        </w:rPr>
-      </w:r>
-    </w:p>
-    <w:p>
-      <w:pPr>
-        <w:rPr>
-          <w:sz w:val="27"/>
-          <w:szCs w:val="27"/>
-        </w:rPr>
-      </w:pPr>
-      <w:r>
-        <w:rPr>
-          <w:sz w:val="27"/>
-          <w:szCs w:val="27"/>
-        </w:rPr>
-        <w:drawing>
-          <wp:inline distB="114300" distT="114300" distL="114300" distR="114300">
-            <wp:extent cx="2528888" cy="2554959"/>
-            <wp:effectExtent b="0" l="0" r="0" t="0"/>
-            <wp:docPr id="8" name="image7.png"/>
-            <a:graphic>
-              <a:graphicData uri="http://schemas.openxmlformats.org/drawingml/2006/picture">
-                <pic:pic>
-                  <pic:nvPicPr>
-                    <pic:cNvPr id="0" name="image7.png"/>
-                    <pic:cNvPicPr preferRelativeResize="0"/>
-                  </pic:nvPicPr>
-                  <pic:blipFill>
-                    <a:blip r:embed="rId12"/>
-                    <a:srcRect b="0" l="0" r="0" t="0"/>
-                    <a:stretch>
-                      <a:fillRect/>
-                    </a:stretch>
-                  </pic:blipFill>
-                  <pic:spPr>
-                    <a:xfrm>
-                      <a:off x="0" y="0"/>
-                      <a:ext cx="2528888" cy="2554959"/>
-                    </a:xfrm>
-                    <a:prstGeom prst="rect"/>
-                    <a:ln/>
-                  </pic:spPr>
-                </pic:pic>
-              </a:graphicData>
-            </a:graphic>
-          </wp:inline>
-        </w:drawing>
-      </w:r>
-      <w:r>
-        <w:rPr>
-          <w:rtl w:val="0"/>
-        </w:rPr>
-      </w:r>
-    </w:p>
-    <w:p>
-      <w:pPr>
-        <w:rPr>
-          <w:sz w:val="27"/>
-          <w:szCs w:val="27"/>
-        </w:rPr>
-      </w:pPr>
-      <w:r>
-        <w:rPr>
-          <w:rtl w:val="0"/>
-        </w:rPr>
-      </w:r>
-    </w:p>
-    <w:p>
-      <w:pPr>
-        <w:rPr>
-          <w:sz w:val="27"/>
-          <w:szCs w:val="27"/>
-        </w:rPr>
-      </w:pPr>
-      <w:r>
-        <w:rPr>
-          <w:rtl w:val="0"/>
-        </w:rPr>
-      </w:r>
-    </w:p>
-    <w:p>
-      <w:pPr>
-        <w:rPr>
-          <w:sz w:val="27"/>
-          <w:szCs w:val="27"/>
-        </w:rPr>
-      </w:pPr>
-      <w:r>
-        <w:rPr>
-          <w:rtl w:val="0"/>
-        </w:rPr>
-      </w:r>
-    </w:p>
-    <w:p>
-      <w:pPr>
-        <w:rPr>
-          <w:sz w:val="27"/>
-          <w:szCs w:val="27"/>
-        </w:rPr>
-      </w:pPr>
-      <w:r>
-        <w:rPr>
-          <w:rtl w:val="0"/>
-        </w:rPr>
-      </w:r>
-    </w:p>
-    <w:p>
-      <w:pPr>
-        <w:rPr>
-          <w:sz w:val="27"/>
-          <w:szCs w:val="27"/>
-        </w:rPr>
-      </w:pPr>
-      <w:r>
-        <w:rPr>
-          <w:rtl w:val="0"/>
-        </w:rPr>
-      </w:r>
-    </w:p>
-    <w:p>
-      <w:pPr>
-        <w:rPr>
-          <w:sz w:val="27"/>
-          <w:szCs w:val="27"/>
-        </w:rPr>
-      </w:pPr>
-      <w:r>
-        <w:rPr>
-          <w:rtl w:val="0"/>
-        </w:rPr>
-      </w:r>
-    </w:p>
-    <w:p>
-      <w:pPr>
-        <w:rPr>
-          <w:sz w:val="52"/>
-          <w:szCs w:val="52"/>
-        </w:rPr>
-      </w:pPr>
-      <w:r>
-        <w:rPr>
-          <w:sz w:val="52"/>
-          <w:szCs w:val="52"/>
-          <w:rtl w:val="0"/>
-        </w:rPr>
-        <w:t xml:space="preserve">Answers (#6)</w:t>
-      </w:r>
-    </w:p>
-    <w:p>
-      <w:pPr>
-        <w:rPr/>
-      </w:pPr>
-      <w:r>
-        <w:rPr>
-          <w:sz w:val="27"/>
-          <w:szCs w:val="27"/>
-          <w:rtl w:val="0"/>
-        </w:rPr>
-        <w:t xml:space="preserve">a)  </w:t>
-      </w:r>
-      <w:r>
-        <w:rPr>
-          <w:rtl w:val="0"/>
-        </w:rPr>
-      </w:r>
-    </w:p>
-    <w:p>
-      <w:pPr>
-        <w:rPr/>
-      </w:pPr>
-      <w:r>
-        <w:rPr>
-          <w:rtl w:val="0"/>
-        </w:rPr>
-      </w:r>
-    </w:p>
-    <w:p>
-      <w:pPr>
-        <w:rPr/>
-      </w:pPr>
-      <w:r>
-        <w:rPr>
-          <w:rtl w:val="0"/>
-        </w:rPr>
-      </w:r>
-    </w:p>
-    <w:p>
-      <w:pPr>
-        <w:rPr>
-          <w:sz w:val="27"/>
-          <w:szCs w:val="27"/>
-        </w:rPr>
-      </w:pPr>
-      <w:r>
-        <w:rPr>
-          <w:sz w:val="27"/>
-          <w:szCs w:val="27"/>
-          <w:rtl w:val="0"/>
-        </w:rPr>
-        <w:t xml:space="preserve">b)</w:t>
-      </w:r>
-    </w:p>
-    <w:p>
-      <w:pPr>
-        <w:rPr>
-          <w:sz w:val="27"/>
-          <w:szCs w:val="27"/>
-        </w:rPr>
-      </w:pPr>
-      <w:r>
-        <w:rPr>
-          <w:rtl w:val="0"/>
-        </w:rPr>
-      </w:r>
-    </w:p>
-    <w:p>
-      <w:pPr>
-        <w:rPr>
-          <w:sz w:val="27"/>
-          <w:szCs w:val="27"/>
-        </w:rPr>
-      </w:pPr>
-      <w:r>
-        <w:rPr>
-          <w:rtl w:val="0"/>
-        </w:rPr>
-      </w:r>
-    </w:p>
-    <w:p>
-      <w:pPr>
-        <w:rPr>
-          <w:sz w:val="27"/>
-          <w:szCs w:val="27"/>
-        </w:rPr>
-      </w:pPr>
-      <w:r>
-        <w:rPr>
-          <w:sz w:val="27"/>
-          <w:szCs w:val="27"/>
-          <w:rtl w:val="0"/>
-        </w:rPr>
-        <w:t xml:space="preserve">c)  </w:t>
-      </w:r>
-    </w:p>
-    <w:p>
-      <w:pPr>
-        <w:rPr>
-          <w:sz w:val="27"/>
-          <w:szCs w:val="27"/>
-        </w:rPr>
-      </w:pPr>
-      <w:r>
-        <w:rPr>
-          <w:rtl w:val="0"/>
-        </w:rPr>
-      </w:r>
-    </w:p>
-    <w:p>
-      <w:pPr>
-        <w:rPr>
-          <w:sz w:val="27"/>
-          <w:szCs w:val="27"/>
-        </w:rPr>
-      </w:pPr>
-      <w:r>
-        <w:rPr>
-          <w:rtl w:val="0"/>
-        </w:rPr>
-      </w:r>
-    </w:p>
-    <w:p>
-      <w:pPr>
-        <w:rPr/>
-      </w:pPr>
-      <w:r>
-        <w:rPr>
-          <w:sz w:val="27"/>
-          <w:szCs w:val="27"/>
-          <w:rtl w:val="0"/>
-        </w:rPr>
-        <w:t xml:space="preserve">d) </w:t>
-      </w:r>
-      <w:r>
-        <w:rPr>
-          <w:rtl w:val="0"/>
-        </w:rPr>
-        <w:t xml:space="preserve">Use an online 2D Calculator.  Insert image here.</w:t>
+        <w:t xml:space="preserve">Answers</w:t>
+      </w:r>
+    </w:p>
+    <w:p>
+      <w:pPr>
+        <w:rPr/>
+      </w:pPr>
+      <w:r>
+        <w:rPr>
+          <w:sz w:val="27"/>
+          <w:szCs w:val="27"/>
+          <w:rtl w:val="0"/>
+        </w:rPr>
+        <w:t xml:space="preserve">a)                     b)                              c)                               d)</w:t>
+      </w:r>
+      <w:r>
+        <w:rPr>
+          <w:rtl w:val="0"/>
+        </w:rPr>
       </w:r>
     </w:p>
     <w:p>
@@ -1967,7 +1283,7 @@
       </w:r>
     </w:p>
     <w:sectPr>
-      <w:pgSz w:h="15840" w:w="12240" w:orient="portrait"/>
+      <w:pgSz w:h="12240" w:w="15840" w:orient="landscape"/>
       <w:pgMar w:bottom="720" w:top="720" w:left="720" w:right="720" w:header="720" w:footer="720"/>
       <w:pgNumType w:start="1"/>
     </w:sectPr>
